--- a/Docs/Planning.docx
+++ b/Docs/Planning.docx
@@ -354,7 +354,7 @@
           <w:kern w:val="0"/>
           <w14:ligatures w14:val="none"/>
         </w:rPr>
-        <w:t xml:space="preserve">API Gateway </w:t>
+        <w:t xml:space="preserve">Resume uploads (S3) </w:t>
       </w:r>
     </w:p>
     <w:p>
@@ -376,6 +376,28 @@
           <w:kern w:val="0"/>
           <w14:ligatures w14:val="none"/>
         </w:rPr>
+        <w:t xml:space="preserve">API Gateway </w:t>
+      </w:r>
+    </w:p>
+    <w:p>
+      <w:pPr>
+        <w:numPr>
+          <w:ilvl w:val="0"/>
+          <w:numId w:val="7"/>
+        </w:numPr>
+        <w:spacing w:before="100" w:beforeAutospacing="1" w:after="100" w:afterAutospacing="1" w:line="240" w:lineRule="auto"/>
+        <w:rPr>
+          <w:rFonts w:ascii="Times New Roman" w:eastAsia="Times New Roman" w:hAnsi="Times New Roman" w:cs="Times New Roman"/>
+          <w:kern w:val="0"/>
+          <w14:ligatures w14:val="none"/>
+        </w:rPr>
+      </w:pPr>
+      <w:r>
+        <w:rPr>
+          <w:rFonts w:ascii="Times New Roman" w:eastAsia="Times New Roman" w:hAnsi="Times New Roman" w:cs="Times New Roman"/>
+          <w:kern w:val="0"/>
+          <w14:ligatures w14:val="none"/>
+        </w:rPr>
         <w:t xml:space="preserve">Connect Angular services to the backend </w:t>
       </w:r>
     </w:p>
@@ -419,13 +441,23 @@
           <w14:ligatures w14:val="none"/>
         </w:rPr>
       </w:pPr>
-      <w:r>
-        <w:rPr>
-          <w:rFonts w:ascii="Times New Roman" w:eastAsia="Times New Roman" w:hAnsi="Times New Roman" w:cs="Times New Roman"/>
-          <w:kern w:val="0"/>
-          <w14:ligatures w14:val="none"/>
-        </w:rPr>
-        <w:t xml:space="preserve">Resume uploads (S3) </w:t>
+      <w:proofErr w:type="spellStart"/>
+      <w:r>
+        <w:rPr>
+          <w:rFonts w:ascii="Times New Roman" w:eastAsia="Times New Roman" w:hAnsi="Times New Roman" w:cs="Times New Roman"/>
+          <w:kern w:val="0"/>
+          <w14:ligatures w14:val="none"/>
+        </w:rPr>
+        <w:t>EventBridge</w:t>
+      </w:r>
+      <w:proofErr w:type="spellEnd"/>
+      <w:r>
+        <w:rPr>
+          <w:rFonts w:ascii="Times New Roman" w:eastAsia="Times New Roman" w:hAnsi="Times New Roman" w:cs="Times New Roman"/>
+          <w:kern w:val="0"/>
+          <w14:ligatures w14:val="none"/>
+        </w:rPr>
+        <w:t xml:space="preserve"> reminders </w:t>
       </w:r>
     </w:p>
     <w:p>
@@ -441,23 +473,13 @@
           <w14:ligatures w14:val="none"/>
         </w:rPr>
       </w:pPr>
-      <w:proofErr w:type="spellStart"/>
-      <w:r>
-        <w:rPr>
-          <w:rFonts w:ascii="Times New Roman" w:eastAsia="Times New Roman" w:hAnsi="Times New Roman" w:cs="Times New Roman"/>
-          <w:kern w:val="0"/>
-          <w14:ligatures w14:val="none"/>
-        </w:rPr>
-        <w:t>EventBridge</w:t>
-      </w:r>
-      <w:proofErr w:type="spellEnd"/>
-      <w:r>
-        <w:rPr>
-          <w:rFonts w:ascii="Times New Roman" w:eastAsia="Times New Roman" w:hAnsi="Times New Roman" w:cs="Times New Roman"/>
-          <w:kern w:val="0"/>
-          <w14:ligatures w14:val="none"/>
-        </w:rPr>
-        <w:t xml:space="preserve"> reminders </w:t>
+      <w:r>
+        <w:rPr>
+          <w:rFonts w:ascii="Times New Roman" w:eastAsia="Times New Roman" w:hAnsi="Times New Roman" w:cs="Times New Roman"/>
+          <w:kern w:val="0"/>
+          <w14:ligatures w14:val="none"/>
+        </w:rPr>
+        <w:t xml:space="preserve">SNS notifications </w:t>
       </w:r>
     </w:p>
     <w:p>
@@ -479,7 +501,7 @@
           <w:kern w:val="0"/>
           <w14:ligatures w14:val="none"/>
         </w:rPr>
-        <w:t xml:space="preserve">SNS notifications </w:t>
+        <w:t xml:space="preserve">CloudWatch monitoring </w:t>
       </w:r>
     </w:p>
     <w:p>
@@ -501,28 +523,6 @@
           <w:kern w:val="0"/>
           <w14:ligatures w14:val="none"/>
         </w:rPr>
-        <w:t xml:space="preserve">CloudWatch monitoring </w:t>
-      </w:r>
-    </w:p>
-    <w:p>
-      <w:pPr>
-        <w:numPr>
-          <w:ilvl w:val="0"/>
-          <w:numId w:val="8"/>
-        </w:numPr>
-        <w:spacing w:before="100" w:beforeAutospacing="1" w:after="100" w:afterAutospacing="1" w:line="240" w:lineRule="auto"/>
-        <w:rPr>
-          <w:rFonts w:ascii="Times New Roman" w:eastAsia="Times New Roman" w:hAnsi="Times New Roman" w:cs="Times New Roman"/>
-          <w:kern w:val="0"/>
-          <w14:ligatures w14:val="none"/>
-        </w:rPr>
-      </w:pPr>
-      <w:r>
-        <w:rPr>
-          <w:rFonts w:ascii="Times New Roman" w:eastAsia="Times New Roman" w:hAnsi="Times New Roman" w:cs="Times New Roman"/>
-          <w:kern w:val="0"/>
-          <w14:ligatures w14:val="none"/>
-        </w:rPr>
         <w:t>DynamoDB activity log</w:t>
       </w:r>
     </w:p>
@@ -1381,6 +1381,651 @@
       <w:proofErr w:type="spellEnd"/>
       <w:r>
         <w:t>-centric patterns unless there's a compelling reason.</w:t>
+      </w:r>
+    </w:p>
+    <w:p>
+      <w:pPr>
+        <w:spacing w:after="0" w:line="240" w:lineRule="auto"/>
+      </w:pPr>
+    </w:p>
+    <w:p>
+      <w:pPr>
+        <w:spacing w:after="0" w:line="240" w:lineRule="auto"/>
+      </w:pPr>
+      <w:r>
+        <w:t xml:space="preserve">Header </w:t>
+      </w:r>
+      <w:r>
+        <w:t>built with Angular Material and SCSS:</w:t>
+      </w:r>
+    </w:p>
+    <w:p>
+      <w:pPr>
+        <w:numPr>
+          <w:ilvl w:val="0"/>
+          <w:numId w:val="15"/>
+        </w:numPr>
+        <w:spacing w:after="0" w:line="240" w:lineRule="auto"/>
+      </w:pPr>
+      <w:r>
+        <w:t xml:space="preserve">mat-toolbar for the bar itself, mat-icon-button + mat-menu for the hamburger dropdown (uses Material's own open/close/focus/keyboard handling instead of the manual signal + click-outside logic from before), and Material icons (dashboard, </w:t>
+      </w:r>
+      <w:proofErr w:type="spellStart"/>
+      <w:r>
+        <w:t>work_outline</w:t>
+      </w:r>
+      <w:proofErr w:type="spellEnd"/>
+      <w:r>
+        <w:t xml:space="preserve">, insights, </w:t>
+      </w:r>
+      <w:proofErr w:type="spellStart"/>
+      <w:r>
+        <w:t>person_outline</w:t>
+      </w:r>
+      <w:proofErr w:type="spellEnd"/>
+      <w:r>
+        <w:t xml:space="preserve">, </w:t>
+      </w:r>
+      <w:proofErr w:type="spellStart"/>
+      <w:r>
+        <w:t>account_circle</w:t>
+      </w:r>
+      <w:proofErr w:type="spellEnd"/>
+      <w:r>
+        <w:t>).</w:t>
+      </w:r>
+    </w:p>
+    <w:p>
+      <w:pPr>
+        <w:numPr>
+          <w:ilvl w:val="0"/>
+          <w:numId w:val="15"/>
+        </w:numPr>
+        <w:spacing w:after="0" w:line="240" w:lineRule="auto"/>
+      </w:pPr>
+      <w:r>
+        <w:t xml:space="preserve">The grid layout </w:t>
+      </w:r>
+      <w:proofErr w:type="gramStart"/>
+      <w:r>
+        <w:t>in .</w:t>
+      </w:r>
+      <w:proofErr w:type="spellStart"/>
+      <w:r>
+        <w:t>scss</w:t>
+      </w:r>
+      <w:proofErr w:type="spellEnd"/>
+      <w:proofErr w:type="gramEnd"/>
+      <w:r>
+        <w:t xml:space="preserve"> keeps title centered between the hamburger and user icon, same as before.</w:t>
+      </w:r>
+    </w:p>
+    <w:p>
+      <w:pPr>
+        <w:numPr>
+          <w:ilvl w:val="0"/>
+          <w:numId w:val="15"/>
+        </w:numPr>
+        <w:spacing w:after="0" w:line="240" w:lineRule="auto"/>
+      </w:pPr>
+      <w:r>
+        <w:t>Notification bell is still a commented-out placeholder in the right section, ready to drop in.</w:t>
+      </w:r>
+    </w:p>
+    <w:p>
+      <w:pPr>
+        <w:spacing w:after="0" w:line="240" w:lineRule="auto"/>
+      </w:pPr>
+      <w:r>
+        <w:t>Two things to make sure are in place in your app:</w:t>
+      </w:r>
+    </w:p>
+    <w:p>
+      <w:pPr>
+        <w:numPr>
+          <w:ilvl w:val="0"/>
+          <w:numId w:val="16"/>
+        </w:numPr>
+        <w:spacing w:after="0" w:line="240" w:lineRule="auto"/>
+      </w:pPr>
+      <w:r>
+        <w:rPr>
+          <w:b/>
+          <w:bCs/>
+        </w:rPr>
+        <w:t>Material installed</w:t>
+      </w:r>
+      <w:r>
+        <w:t xml:space="preserve">: ng </w:t>
+      </w:r>
+      <w:proofErr w:type="gramStart"/>
+      <w:r>
+        <w:t>add</w:t>
+      </w:r>
+      <w:proofErr w:type="gramEnd"/>
+      <w:r>
+        <w:t xml:space="preserve"> @angular/material (this wires up theming and animations for you).</w:t>
+      </w:r>
+    </w:p>
+    <w:p>
+      <w:pPr>
+        <w:numPr>
+          <w:ilvl w:val="0"/>
+          <w:numId w:val="16"/>
+        </w:numPr>
+        <w:spacing w:after="0" w:line="240" w:lineRule="auto"/>
+      </w:pPr>
+      <w:r>
+        <w:rPr>
+          <w:b/>
+          <w:bCs/>
+        </w:rPr>
+        <w:t>Icon font</w:t>
+      </w:r>
+      <w:r>
+        <w:t xml:space="preserve">: Material Icons need the font loaded — either the Google Fonts &lt;link&gt; in index.html, or swap to </w:t>
+      </w:r>
+      <w:proofErr w:type="spellStart"/>
+      <w:r>
+        <w:t>MatIconRegistry</w:t>
+      </w:r>
+      <w:proofErr w:type="spellEnd"/>
+      <w:r>
+        <w:t xml:space="preserve"> with SVGs if you'd rather avoid the external font request.</w:t>
+      </w:r>
+    </w:p>
+    <w:p>
+      <w:pPr>
+        <w:spacing w:after="0" w:line="240" w:lineRule="auto"/>
+      </w:pPr>
+    </w:p>
+    <w:p>
+      <w:r>
+        <w:br w:type="page"/>
+      </w:r>
+    </w:p>
+    <w:p>
+      <w:pPr>
+        <w:spacing w:after="0" w:line="240" w:lineRule="auto"/>
+        <w:rPr>
+          <w:b/>
+          <w:bCs/>
+        </w:rPr>
+      </w:pPr>
+      <w:r>
+        <w:rPr>
+          <w:b/>
+          <w:bCs/>
+        </w:rPr>
+        <w:lastRenderedPageBreak/>
+        <w:t>Overall Feel</w:t>
+      </w:r>
+    </w:p>
+    <w:p>
+      <w:pPr>
+        <w:spacing w:after="0" w:line="240" w:lineRule="auto"/>
+      </w:pPr>
+      <w:r>
+        <w:t>Think somewhere between:</w:t>
+      </w:r>
+    </w:p>
+    <w:p>
+      <w:pPr>
+        <w:numPr>
+          <w:ilvl w:val="0"/>
+          <w:numId w:val="17"/>
+        </w:numPr>
+        <w:spacing w:after="0" w:line="240" w:lineRule="auto"/>
+      </w:pPr>
+      <w:r>
+        <w:t xml:space="preserve">Linear </w:t>
+      </w:r>
+    </w:p>
+    <w:p>
+      <w:pPr>
+        <w:numPr>
+          <w:ilvl w:val="0"/>
+          <w:numId w:val="17"/>
+        </w:numPr>
+        <w:spacing w:after="0" w:line="240" w:lineRule="auto"/>
+      </w:pPr>
+      <w:r>
+        <w:t xml:space="preserve">Notion </w:t>
+      </w:r>
+    </w:p>
+    <w:p>
+      <w:pPr>
+        <w:numPr>
+          <w:ilvl w:val="0"/>
+          <w:numId w:val="17"/>
+        </w:numPr>
+        <w:spacing w:after="0" w:line="240" w:lineRule="auto"/>
+      </w:pPr>
+      <w:r>
+        <w:t xml:space="preserve">GitHub </w:t>
+      </w:r>
+    </w:p>
+    <w:p>
+      <w:pPr>
+        <w:numPr>
+          <w:ilvl w:val="0"/>
+          <w:numId w:val="17"/>
+        </w:numPr>
+        <w:spacing w:after="0" w:line="240" w:lineRule="auto"/>
+      </w:pPr>
+      <w:proofErr w:type="spellStart"/>
+      <w:r>
+        <w:t>Vercel</w:t>
+      </w:r>
+      <w:proofErr w:type="spellEnd"/>
+      <w:r>
+        <w:t xml:space="preserve"> Dashboard </w:t>
+      </w:r>
+    </w:p>
+    <w:p>
+      <w:pPr>
+        <w:spacing w:after="0" w:line="240" w:lineRule="auto"/>
+      </w:pPr>
+      <w:r>
+        <w:t>Not a copy of any one product, but inspired by their clean, modern interfaces.</w:t>
+      </w:r>
+    </w:p>
+    <w:p>
+      <w:pPr>
+        <w:spacing w:after="0" w:line="240" w:lineRule="auto"/>
+      </w:pPr>
+      <w:r>
+        <w:pict w14:anchorId="18B86930">
+          <v:rect id="_x0000_i1025" style="width:0;height:1.5pt" o:hralign="center" o:hrstd="t" o:hr="t" fillcolor="#a0a0a0" stroked="f"/>
+        </w:pict>
+      </w:r>
+    </w:p>
+    <w:p>
+      <w:pPr>
+        <w:spacing w:after="0" w:line="240" w:lineRule="auto"/>
+        <w:rPr>
+          <w:b/>
+          <w:bCs/>
+        </w:rPr>
+      </w:pPr>
+      <w:r>
+        <w:rPr>
+          <w:b/>
+          <w:bCs/>
+        </w:rPr>
+        <w:t>Theme</w:t>
+      </w:r>
+    </w:p>
+    <w:p>
+      <w:pPr>
+        <w:spacing w:after="0" w:line="240" w:lineRule="auto"/>
+        <w:rPr>
+          <w:b/>
+          <w:bCs/>
+        </w:rPr>
+      </w:pPr>
+      <w:r>
+        <w:rPr>
+          <w:b/>
+          <w:bCs/>
+        </w:rPr>
+        <w:t>Primary</w:t>
+      </w:r>
+    </w:p>
+    <w:p>
+      <w:pPr>
+        <w:spacing w:after="0" w:line="240" w:lineRule="auto"/>
+      </w:pPr>
+      <w:r>
+        <w:t>Deep Blue</w:t>
+      </w:r>
+    </w:p>
+    <w:p>
+      <w:pPr>
+        <w:spacing w:after="0" w:line="240" w:lineRule="auto"/>
+      </w:pPr>
+      <w:r>
+        <w:t>#2563EB</w:t>
+      </w:r>
+    </w:p>
+    <w:p>
+      <w:pPr>
+        <w:spacing w:after="0" w:line="240" w:lineRule="auto"/>
+        <w:rPr>
+          <w:b/>
+          <w:bCs/>
+        </w:rPr>
+      </w:pPr>
+      <w:r>
+        <w:rPr>
+          <w:b/>
+          <w:bCs/>
+        </w:rPr>
+        <w:t>Accent</w:t>
+      </w:r>
+    </w:p>
+    <w:p>
+      <w:pPr>
+        <w:spacing w:after="0" w:line="240" w:lineRule="auto"/>
+      </w:pPr>
+      <w:r>
+        <w:t>Teal</w:t>
+      </w:r>
+    </w:p>
+    <w:p>
+      <w:pPr>
+        <w:spacing w:after="0" w:line="240" w:lineRule="auto"/>
+      </w:pPr>
+      <w:r>
+        <w:t>#14B8A6</w:t>
+      </w:r>
+    </w:p>
+    <w:p>
+      <w:pPr>
+        <w:spacing w:after="0" w:line="240" w:lineRule="auto"/>
+        <w:rPr>
+          <w:b/>
+          <w:bCs/>
+        </w:rPr>
+      </w:pPr>
+      <w:r>
+        <w:rPr>
+          <w:b/>
+          <w:bCs/>
+        </w:rPr>
+        <w:t>Background</w:t>
+      </w:r>
+    </w:p>
+    <w:p>
+      <w:pPr>
+        <w:spacing w:after="0" w:line="240" w:lineRule="auto"/>
+      </w:pPr>
+      <w:r>
+        <w:t>Very Light Gray</w:t>
+      </w:r>
+    </w:p>
+    <w:p>
+      <w:pPr>
+        <w:spacing w:after="0" w:line="240" w:lineRule="auto"/>
+      </w:pPr>
+      <w:r>
+        <w:t>#F8FAFC</w:t>
+      </w:r>
+    </w:p>
+    <w:p>
+      <w:pPr>
+        <w:spacing w:after="0" w:line="240" w:lineRule="auto"/>
+        <w:rPr>
+          <w:b/>
+          <w:bCs/>
+        </w:rPr>
+      </w:pPr>
+      <w:r>
+        <w:rPr>
+          <w:b/>
+          <w:bCs/>
+        </w:rPr>
+        <w:t>Cards</w:t>
+      </w:r>
+    </w:p>
+    <w:p>
+      <w:pPr>
+        <w:spacing w:after="0" w:line="240" w:lineRule="auto"/>
+      </w:pPr>
+      <w:r>
+        <w:t>White</w:t>
+      </w:r>
+    </w:p>
+    <w:p>
+      <w:pPr>
+        <w:spacing w:after="0" w:line="240" w:lineRule="auto"/>
+      </w:pPr>
+      <w:r>
+        <w:t>#FFFFFF</w:t>
+      </w:r>
+    </w:p>
+    <w:p>
+      <w:pPr>
+        <w:spacing w:after="0" w:line="240" w:lineRule="auto"/>
+        <w:rPr>
+          <w:b/>
+          <w:bCs/>
+        </w:rPr>
+      </w:pPr>
+      <w:r>
+        <w:rPr>
+          <w:b/>
+          <w:bCs/>
+        </w:rPr>
+        <w:t>Success</w:t>
+      </w:r>
+    </w:p>
+    <w:p>
+      <w:pPr>
+        <w:spacing w:after="0" w:line="240" w:lineRule="auto"/>
+      </w:pPr>
+      <w:r>
+        <w:t>Green</w:t>
+      </w:r>
+    </w:p>
+    <w:p>
+      <w:pPr>
+        <w:spacing w:after="0" w:line="240" w:lineRule="auto"/>
+      </w:pPr>
+      <w:r>
+        <w:t>#22C55E</w:t>
+      </w:r>
+    </w:p>
+    <w:p>
+      <w:pPr>
+        <w:spacing w:after="0" w:line="240" w:lineRule="auto"/>
+        <w:rPr>
+          <w:b/>
+          <w:bCs/>
+        </w:rPr>
+      </w:pPr>
+      <w:r>
+        <w:rPr>
+          <w:b/>
+          <w:bCs/>
+        </w:rPr>
+        <w:t>Warning</w:t>
+      </w:r>
+    </w:p>
+    <w:p>
+      <w:pPr>
+        <w:spacing w:after="0" w:line="240" w:lineRule="auto"/>
+      </w:pPr>
+      <w:r>
+        <w:t>Amber</w:t>
+      </w:r>
+    </w:p>
+    <w:p>
+      <w:pPr>
+        <w:spacing w:after="0" w:line="240" w:lineRule="auto"/>
+      </w:pPr>
+      <w:r>
+        <w:t>#F59E0B</w:t>
+      </w:r>
+    </w:p>
+    <w:p>
+      <w:pPr>
+        <w:spacing w:after="0" w:line="240" w:lineRule="auto"/>
+        <w:rPr>
+          <w:b/>
+          <w:bCs/>
+        </w:rPr>
+      </w:pPr>
+      <w:r>
+        <w:rPr>
+          <w:b/>
+          <w:bCs/>
+        </w:rPr>
+        <w:t>Error</w:t>
+      </w:r>
+    </w:p>
+    <w:p>
+      <w:pPr>
+        <w:spacing w:after="0" w:line="240" w:lineRule="auto"/>
+      </w:pPr>
+      <w:r>
+        <w:t>Red</w:t>
+      </w:r>
+    </w:p>
+    <w:p>
+      <w:pPr>
+        <w:spacing w:after="0" w:line="240" w:lineRule="auto"/>
+      </w:pPr>
+      <w:r>
+        <w:t>#EF4444</w:t>
+      </w:r>
+    </w:p>
+    <w:p>
+      <w:pPr>
+        <w:spacing w:after="0" w:line="240" w:lineRule="auto"/>
+      </w:pPr>
+      <w:r>
+        <w:pict w14:anchorId="75A80411">
+          <v:rect id="_x0000_i1026" style="width:0;height:1.5pt" o:hralign="center" o:hrstd="t" o:hr="t" fillcolor="#a0a0a0" stroked="f"/>
+        </w:pict>
+      </w:r>
+    </w:p>
+    <w:p>
+      <w:pPr>
+        <w:spacing w:after="0" w:line="240" w:lineRule="auto"/>
+        <w:rPr>
+          <w:b/>
+          <w:bCs/>
+        </w:rPr>
+      </w:pPr>
+      <w:r>
+        <w:rPr>
+          <w:b/>
+          <w:bCs/>
+        </w:rPr>
+        <w:t>Border Radius</w:t>
+      </w:r>
+    </w:p>
+    <w:p>
+      <w:pPr>
+        <w:spacing w:after="0" w:line="240" w:lineRule="auto"/>
+      </w:pPr>
+      <w:r>
+        <w:t>Instead of Angular Material defaults:</w:t>
+      </w:r>
+    </w:p>
+    <w:p>
+      <w:pPr>
+        <w:spacing w:after="0" w:line="240" w:lineRule="auto"/>
+      </w:pPr>
+      <w:r>
+        <w:t>We'll use</w:t>
+      </w:r>
+    </w:p>
+    <w:p>
+      <w:pPr>
+        <w:spacing w:after="0" w:line="240" w:lineRule="auto"/>
+      </w:pPr>
+      <w:r>
+        <w:t>12px</w:t>
+      </w:r>
+    </w:p>
+    <w:p>
+      <w:pPr>
+        <w:spacing w:after="0" w:line="240" w:lineRule="auto"/>
+      </w:pPr>
+      <w:r>
+        <w:t>throughout the application.</w:t>
+      </w:r>
+    </w:p>
+    <w:p>
+      <w:pPr>
+        <w:spacing w:after="0" w:line="240" w:lineRule="auto"/>
+      </w:pPr>
+      <w:r>
+        <w:t>Everything immediately feels more modern.</w:t>
+      </w:r>
+    </w:p>
+    <w:p>
+      <w:pPr>
+        <w:spacing w:after="0" w:line="240" w:lineRule="auto"/>
+      </w:pPr>
+      <w:r>
+        <w:pict w14:anchorId="49B0F1C4">
+          <v:rect id="_x0000_i1027" style="width:0;height:1.5pt" o:hralign="center" o:hrstd="t" o:hr="t" fillcolor="#a0a0a0" stroked="f"/>
+        </w:pict>
+      </w:r>
+    </w:p>
+    <w:p>
+      <w:pPr>
+        <w:spacing w:after="0" w:line="240" w:lineRule="auto"/>
+        <w:rPr>
+          <w:b/>
+          <w:bCs/>
+        </w:rPr>
+      </w:pPr>
+      <w:r>
+        <w:rPr>
+          <w:b/>
+          <w:bCs/>
+        </w:rPr>
+        <w:t>Shadows</w:t>
+      </w:r>
+    </w:p>
+    <w:p>
+      <w:pPr>
+        <w:spacing w:after="0" w:line="240" w:lineRule="auto"/>
+      </w:pPr>
+      <w:r>
+        <w:t>Very subtle.</w:t>
+      </w:r>
+    </w:p>
+    <w:p>
+      <w:pPr>
+        <w:spacing w:after="0" w:line="240" w:lineRule="auto"/>
+      </w:pPr>
+      <w:r>
+        <w:t>Instead of large drop shadows:</w:t>
+      </w:r>
+    </w:p>
+    <w:p>
+      <w:pPr>
+        <w:spacing w:after="0" w:line="240" w:lineRule="auto"/>
+      </w:pPr>
+      <w:r>
+        <w:t>Shadow 1</w:t>
+      </w:r>
+    </w:p>
+    <w:p>
+      <w:pPr>
+        <w:spacing w:after="0" w:line="240" w:lineRule="auto"/>
+      </w:pPr>
+      <w:r>
+        <w:t>for cards</w:t>
+      </w:r>
+    </w:p>
+    <w:p>
+      <w:pPr>
+        <w:spacing w:after="0" w:line="240" w:lineRule="auto"/>
+      </w:pPr>
+      <w:r>
+        <w:t>Shadow 2</w:t>
+      </w:r>
+    </w:p>
+    <w:p>
+      <w:pPr>
+        <w:spacing w:after="0" w:line="240" w:lineRule="auto"/>
+      </w:pPr>
+      <w:r>
+        <w:t>for dialogs</w:t>
+      </w:r>
+    </w:p>
+    <w:p>
+      <w:pPr>
+        <w:spacing w:after="0" w:line="240" w:lineRule="auto"/>
+      </w:pPr>
+      <w:r>
+        <w:t>That's it.</w:t>
       </w:r>
     </w:p>
     <w:p>
@@ -1854,6 +2499,304 @@
     </w:lvl>
   </w:abstractNum>
   <w:abstractNum w:abstractNumId="3" w15:restartNumberingAfterBreak="0">
+    <w:nsid w:val="23B21FDB"/>
+    <w:multiLevelType w:val="multilevel"/>
+    <w:tmpl w:val="A9EEAC32"/>
+    <w:lvl w:ilvl="0">
+      <w:start w:val="1"/>
+      <w:numFmt w:val="bullet"/>
+      <w:lvlText w:val=""/>
+      <w:lvlJc w:val="left"/>
+      <w:pPr>
+        <w:tabs>
+          <w:tab w:val="num" w:pos="720"/>
+        </w:tabs>
+        <w:ind w:left="720" w:hanging="360"/>
+      </w:pPr>
+      <w:rPr>
+        <w:rFonts w:ascii="Symbol" w:hAnsi="Symbol" w:hint="default"/>
+        <w:sz w:val="20"/>
+      </w:rPr>
+    </w:lvl>
+    <w:lvl w:ilvl="1" w:tentative="1">
+      <w:start w:val="1"/>
+      <w:numFmt w:val="bullet"/>
+      <w:lvlText w:val="o"/>
+      <w:lvlJc w:val="left"/>
+      <w:pPr>
+        <w:tabs>
+          <w:tab w:val="num" w:pos="1440"/>
+        </w:tabs>
+        <w:ind w:left="1440" w:hanging="360"/>
+      </w:pPr>
+      <w:rPr>
+        <w:rFonts w:ascii="Courier New" w:hAnsi="Courier New" w:hint="default"/>
+        <w:sz w:val="20"/>
+      </w:rPr>
+    </w:lvl>
+    <w:lvl w:ilvl="2" w:tentative="1">
+      <w:start w:val="1"/>
+      <w:numFmt w:val="bullet"/>
+      <w:lvlText w:val=""/>
+      <w:lvlJc w:val="left"/>
+      <w:pPr>
+        <w:tabs>
+          <w:tab w:val="num" w:pos="2160"/>
+        </w:tabs>
+        <w:ind w:left="2160" w:hanging="360"/>
+      </w:pPr>
+      <w:rPr>
+        <w:rFonts w:ascii="Wingdings" w:hAnsi="Wingdings" w:hint="default"/>
+        <w:sz w:val="20"/>
+      </w:rPr>
+    </w:lvl>
+    <w:lvl w:ilvl="3" w:tentative="1">
+      <w:start w:val="1"/>
+      <w:numFmt w:val="bullet"/>
+      <w:lvlText w:val=""/>
+      <w:lvlJc w:val="left"/>
+      <w:pPr>
+        <w:tabs>
+          <w:tab w:val="num" w:pos="2880"/>
+        </w:tabs>
+        <w:ind w:left="2880" w:hanging="360"/>
+      </w:pPr>
+      <w:rPr>
+        <w:rFonts w:ascii="Wingdings" w:hAnsi="Wingdings" w:hint="default"/>
+        <w:sz w:val="20"/>
+      </w:rPr>
+    </w:lvl>
+    <w:lvl w:ilvl="4" w:tentative="1">
+      <w:start w:val="1"/>
+      <w:numFmt w:val="bullet"/>
+      <w:lvlText w:val=""/>
+      <w:lvlJc w:val="left"/>
+      <w:pPr>
+        <w:tabs>
+          <w:tab w:val="num" w:pos="3600"/>
+        </w:tabs>
+        <w:ind w:left="3600" w:hanging="360"/>
+      </w:pPr>
+      <w:rPr>
+        <w:rFonts w:ascii="Wingdings" w:hAnsi="Wingdings" w:hint="default"/>
+        <w:sz w:val="20"/>
+      </w:rPr>
+    </w:lvl>
+    <w:lvl w:ilvl="5" w:tentative="1">
+      <w:start w:val="1"/>
+      <w:numFmt w:val="bullet"/>
+      <w:lvlText w:val=""/>
+      <w:lvlJc w:val="left"/>
+      <w:pPr>
+        <w:tabs>
+          <w:tab w:val="num" w:pos="4320"/>
+        </w:tabs>
+        <w:ind w:left="4320" w:hanging="360"/>
+      </w:pPr>
+      <w:rPr>
+        <w:rFonts w:ascii="Wingdings" w:hAnsi="Wingdings" w:hint="default"/>
+        <w:sz w:val="20"/>
+      </w:rPr>
+    </w:lvl>
+    <w:lvl w:ilvl="6" w:tentative="1">
+      <w:start w:val="1"/>
+      <w:numFmt w:val="bullet"/>
+      <w:lvlText w:val=""/>
+      <w:lvlJc w:val="left"/>
+      <w:pPr>
+        <w:tabs>
+          <w:tab w:val="num" w:pos="5040"/>
+        </w:tabs>
+        <w:ind w:left="5040" w:hanging="360"/>
+      </w:pPr>
+      <w:rPr>
+        <w:rFonts w:ascii="Wingdings" w:hAnsi="Wingdings" w:hint="default"/>
+        <w:sz w:val="20"/>
+      </w:rPr>
+    </w:lvl>
+    <w:lvl w:ilvl="7" w:tentative="1">
+      <w:start w:val="1"/>
+      <w:numFmt w:val="bullet"/>
+      <w:lvlText w:val=""/>
+      <w:lvlJc w:val="left"/>
+      <w:pPr>
+        <w:tabs>
+          <w:tab w:val="num" w:pos="5760"/>
+        </w:tabs>
+        <w:ind w:left="5760" w:hanging="360"/>
+      </w:pPr>
+      <w:rPr>
+        <w:rFonts w:ascii="Wingdings" w:hAnsi="Wingdings" w:hint="default"/>
+        <w:sz w:val="20"/>
+      </w:rPr>
+    </w:lvl>
+    <w:lvl w:ilvl="8" w:tentative="1">
+      <w:start w:val="1"/>
+      <w:numFmt w:val="bullet"/>
+      <w:lvlText w:val=""/>
+      <w:lvlJc w:val="left"/>
+      <w:pPr>
+        <w:tabs>
+          <w:tab w:val="num" w:pos="6480"/>
+        </w:tabs>
+        <w:ind w:left="6480" w:hanging="360"/>
+      </w:pPr>
+      <w:rPr>
+        <w:rFonts w:ascii="Wingdings" w:hAnsi="Wingdings" w:hint="default"/>
+        <w:sz w:val="20"/>
+      </w:rPr>
+    </w:lvl>
+  </w:abstractNum>
+  <w:abstractNum w:abstractNumId="4" w15:restartNumberingAfterBreak="0">
+    <w:nsid w:val="2849251C"/>
+    <w:multiLevelType w:val="multilevel"/>
+    <w:tmpl w:val="D256C04C"/>
+    <w:lvl w:ilvl="0">
+      <w:start w:val="1"/>
+      <w:numFmt w:val="bullet"/>
+      <w:lvlText w:val=""/>
+      <w:lvlJc w:val="left"/>
+      <w:pPr>
+        <w:tabs>
+          <w:tab w:val="num" w:pos="720"/>
+        </w:tabs>
+        <w:ind w:left="720" w:hanging="360"/>
+      </w:pPr>
+      <w:rPr>
+        <w:rFonts w:ascii="Symbol" w:hAnsi="Symbol" w:hint="default"/>
+        <w:sz w:val="20"/>
+      </w:rPr>
+    </w:lvl>
+    <w:lvl w:ilvl="1" w:tentative="1">
+      <w:start w:val="1"/>
+      <w:numFmt w:val="bullet"/>
+      <w:lvlText w:val="o"/>
+      <w:lvlJc w:val="left"/>
+      <w:pPr>
+        <w:tabs>
+          <w:tab w:val="num" w:pos="1440"/>
+        </w:tabs>
+        <w:ind w:left="1440" w:hanging="360"/>
+      </w:pPr>
+      <w:rPr>
+        <w:rFonts w:ascii="Courier New" w:hAnsi="Courier New" w:hint="default"/>
+        <w:sz w:val="20"/>
+      </w:rPr>
+    </w:lvl>
+    <w:lvl w:ilvl="2" w:tentative="1">
+      <w:start w:val="1"/>
+      <w:numFmt w:val="bullet"/>
+      <w:lvlText w:val=""/>
+      <w:lvlJc w:val="left"/>
+      <w:pPr>
+        <w:tabs>
+          <w:tab w:val="num" w:pos="2160"/>
+        </w:tabs>
+        <w:ind w:left="2160" w:hanging="360"/>
+      </w:pPr>
+      <w:rPr>
+        <w:rFonts w:ascii="Wingdings" w:hAnsi="Wingdings" w:hint="default"/>
+        <w:sz w:val="20"/>
+      </w:rPr>
+    </w:lvl>
+    <w:lvl w:ilvl="3" w:tentative="1">
+      <w:start w:val="1"/>
+      <w:numFmt w:val="bullet"/>
+      <w:lvlText w:val=""/>
+      <w:lvlJc w:val="left"/>
+      <w:pPr>
+        <w:tabs>
+          <w:tab w:val="num" w:pos="2880"/>
+        </w:tabs>
+        <w:ind w:left="2880" w:hanging="360"/>
+      </w:pPr>
+      <w:rPr>
+        <w:rFonts w:ascii="Wingdings" w:hAnsi="Wingdings" w:hint="default"/>
+        <w:sz w:val="20"/>
+      </w:rPr>
+    </w:lvl>
+    <w:lvl w:ilvl="4" w:tentative="1">
+      <w:start w:val="1"/>
+      <w:numFmt w:val="bullet"/>
+      <w:lvlText w:val=""/>
+      <w:lvlJc w:val="left"/>
+      <w:pPr>
+        <w:tabs>
+          <w:tab w:val="num" w:pos="3600"/>
+        </w:tabs>
+        <w:ind w:left="3600" w:hanging="360"/>
+      </w:pPr>
+      <w:rPr>
+        <w:rFonts w:ascii="Wingdings" w:hAnsi="Wingdings" w:hint="default"/>
+        <w:sz w:val="20"/>
+      </w:rPr>
+    </w:lvl>
+    <w:lvl w:ilvl="5" w:tentative="1">
+      <w:start w:val="1"/>
+      <w:numFmt w:val="bullet"/>
+      <w:lvlText w:val=""/>
+      <w:lvlJc w:val="left"/>
+      <w:pPr>
+        <w:tabs>
+          <w:tab w:val="num" w:pos="4320"/>
+        </w:tabs>
+        <w:ind w:left="4320" w:hanging="360"/>
+      </w:pPr>
+      <w:rPr>
+        <w:rFonts w:ascii="Wingdings" w:hAnsi="Wingdings" w:hint="default"/>
+        <w:sz w:val="20"/>
+      </w:rPr>
+    </w:lvl>
+    <w:lvl w:ilvl="6" w:tentative="1">
+      <w:start w:val="1"/>
+      <w:numFmt w:val="bullet"/>
+      <w:lvlText w:val=""/>
+      <w:lvlJc w:val="left"/>
+      <w:pPr>
+        <w:tabs>
+          <w:tab w:val="num" w:pos="5040"/>
+        </w:tabs>
+        <w:ind w:left="5040" w:hanging="360"/>
+      </w:pPr>
+      <w:rPr>
+        <w:rFonts w:ascii="Wingdings" w:hAnsi="Wingdings" w:hint="default"/>
+        <w:sz w:val="20"/>
+      </w:rPr>
+    </w:lvl>
+    <w:lvl w:ilvl="7" w:tentative="1">
+      <w:start w:val="1"/>
+      <w:numFmt w:val="bullet"/>
+      <w:lvlText w:val=""/>
+      <w:lvlJc w:val="left"/>
+      <w:pPr>
+        <w:tabs>
+          <w:tab w:val="num" w:pos="5760"/>
+        </w:tabs>
+        <w:ind w:left="5760" w:hanging="360"/>
+      </w:pPr>
+      <w:rPr>
+        <w:rFonts w:ascii="Wingdings" w:hAnsi="Wingdings" w:hint="default"/>
+        <w:sz w:val="20"/>
+      </w:rPr>
+    </w:lvl>
+    <w:lvl w:ilvl="8" w:tentative="1">
+      <w:start w:val="1"/>
+      <w:numFmt w:val="bullet"/>
+      <w:lvlText w:val=""/>
+      <w:lvlJc w:val="left"/>
+      <w:pPr>
+        <w:tabs>
+          <w:tab w:val="num" w:pos="6480"/>
+        </w:tabs>
+        <w:ind w:left="6480" w:hanging="360"/>
+      </w:pPr>
+      <w:rPr>
+        <w:rFonts w:ascii="Wingdings" w:hAnsi="Wingdings" w:hint="default"/>
+        <w:sz w:val="20"/>
+      </w:rPr>
+    </w:lvl>
+  </w:abstractNum>
+  <w:abstractNum w:abstractNumId="5" w15:restartNumberingAfterBreak="0">
     <w:nsid w:val="2AF235E9"/>
     <w:multiLevelType w:val="multilevel"/>
     <w:tmpl w:val="B866BF5E"/>
@@ -2002,7 +2945,7 @@
       </w:rPr>
     </w:lvl>
   </w:abstractNum>
-  <w:abstractNum w:abstractNumId="4" w15:restartNumberingAfterBreak="0">
+  <w:abstractNum w:abstractNumId="6" w15:restartNumberingAfterBreak="0">
     <w:nsid w:val="2F6E3E95"/>
     <w:multiLevelType w:val="multilevel"/>
     <w:tmpl w:val="379CD77A"/>
@@ -2151,7 +3094,7 @@
       </w:rPr>
     </w:lvl>
   </w:abstractNum>
-  <w:abstractNum w:abstractNumId="5" w15:restartNumberingAfterBreak="0">
+  <w:abstractNum w:abstractNumId="7" w15:restartNumberingAfterBreak="0">
     <w:nsid w:val="3FE86400"/>
     <w:multiLevelType w:val="multilevel"/>
     <w:tmpl w:val="630657DE"/>
@@ -2300,7 +3243,7 @@
       </w:rPr>
     </w:lvl>
   </w:abstractNum>
-  <w:abstractNum w:abstractNumId="6" w15:restartNumberingAfterBreak="0">
+  <w:abstractNum w:abstractNumId="8" w15:restartNumberingAfterBreak="0">
     <w:nsid w:val="445C3166"/>
     <w:multiLevelType w:val="multilevel"/>
     <w:tmpl w:val="95A68478"/>
@@ -2449,7 +3392,7 @@
       </w:rPr>
     </w:lvl>
   </w:abstractNum>
-  <w:abstractNum w:abstractNumId="7" w15:restartNumberingAfterBreak="0">
+  <w:abstractNum w:abstractNumId="9" w15:restartNumberingAfterBreak="0">
     <w:nsid w:val="499C2EC1"/>
     <w:multiLevelType w:val="multilevel"/>
     <w:tmpl w:val="967C9D94"/>
@@ -2598,7 +3541,7 @@
       </w:rPr>
     </w:lvl>
   </w:abstractNum>
-  <w:abstractNum w:abstractNumId="8" w15:restartNumberingAfterBreak="0">
+  <w:abstractNum w:abstractNumId="10" w15:restartNumberingAfterBreak="0">
     <w:nsid w:val="4ABB29D1"/>
     <w:multiLevelType w:val="multilevel"/>
     <w:tmpl w:val="FE747468"/>
@@ -2747,7 +3690,120 @@
       </w:rPr>
     </w:lvl>
   </w:abstractNum>
-  <w:abstractNum w:abstractNumId="9" w15:restartNumberingAfterBreak="0">
+  <w:abstractNum w:abstractNumId="11" w15:restartNumberingAfterBreak="0">
+    <w:nsid w:val="53E23A91"/>
+    <w:multiLevelType w:val="multilevel"/>
+    <w:tmpl w:val="0C102392"/>
+    <w:lvl w:ilvl="0">
+      <w:start w:val="1"/>
+      <w:numFmt w:val="decimal"/>
+      <w:lvlText w:val="%1."/>
+      <w:lvlJc w:val="left"/>
+      <w:pPr>
+        <w:tabs>
+          <w:tab w:val="num" w:pos="720"/>
+        </w:tabs>
+        <w:ind w:left="720" w:hanging="360"/>
+      </w:pPr>
+    </w:lvl>
+    <w:lvl w:ilvl="1" w:tentative="1">
+      <w:start w:val="1"/>
+      <w:numFmt w:val="decimal"/>
+      <w:lvlText w:val="%2."/>
+      <w:lvlJc w:val="left"/>
+      <w:pPr>
+        <w:tabs>
+          <w:tab w:val="num" w:pos="1440"/>
+        </w:tabs>
+        <w:ind w:left="1440" w:hanging="360"/>
+      </w:pPr>
+    </w:lvl>
+    <w:lvl w:ilvl="2" w:tentative="1">
+      <w:start w:val="1"/>
+      <w:numFmt w:val="decimal"/>
+      <w:lvlText w:val="%3."/>
+      <w:lvlJc w:val="left"/>
+      <w:pPr>
+        <w:tabs>
+          <w:tab w:val="num" w:pos="2160"/>
+        </w:tabs>
+        <w:ind w:left="2160" w:hanging="360"/>
+      </w:pPr>
+    </w:lvl>
+    <w:lvl w:ilvl="3" w:tentative="1">
+      <w:start w:val="1"/>
+      <w:numFmt w:val="decimal"/>
+      <w:lvlText w:val="%4."/>
+      <w:lvlJc w:val="left"/>
+      <w:pPr>
+        <w:tabs>
+          <w:tab w:val="num" w:pos="2880"/>
+        </w:tabs>
+        <w:ind w:left="2880" w:hanging="360"/>
+      </w:pPr>
+    </w:lvl>
+    <w:lvl w:ilvl="4" w:tentative="1">
+      <w:start w:val="1"/>
+      <w:numFmt w:val="decimal"/>
+      <w:lvlText w:val="%5."/>
+      <w:lvlJc w:val="left"/>
+      <w:pPr>
+        <w:tabs>
+          <w:tab w:val="num" w:pos="3600"/>
+        </w:tabs>
+        <w:ind w:left="3600" w:hanging="360"/>
+      </w:pPr>
+    </w:lvl>
+    <w:lvl w:ilvl="5" w:tentative="1">
+      <w:start w:val="1"/>
+      <w:numFmt w:val="decimal"/>
+      <w:lvlText w:val="%6."/>
+      <w:lvlJc w:val="left"/>
+      <w:pPr>
+        <w:tabs>
+          <w:tab w:val="num" w:pos="4320"/>
+        </w:tabs>
+        <w:ind w:left="4320" w:hanging="360"/>
+      </w:pPr>
+    </w:lvl>
+    <w:lvl w:ilvl="6" w:tentative="1">
+      <w:start w:val="1"/>
+      <w:numFmt w:val="decimal"/>
+      <w:lvlText w:val="%7."/>
+      <w:lvlJc w:val="left"/>
+      <w:pPr>
+        <w:tabs>
+          <w:tab w:val="num" w:pos="5040"/>
+        </w:tabs>
+        <w:ind w:left="5040" w:hanging="360"/>
+      </w:pPr>
+    </w:lvl>
+    <w:lvl w:ilvl="7" w:tentative="1">
+      <w:start w:val="1"/>
+      <w:numFmt w:val="decimal"/>
+      <w:lvlText w:val="%8."/>
+      <w:lvlJc w:val="left"/>
+      <w:pPr>
+        <w:tabs>
+          <w:tab w:val="num" w:pos="5760"/>
+        </w:tabs>
+        <w:ind w:left="5760" w:hanging="360"/>
+      </w:pPr>
+    </w:lvl>
+    <w:lvl w:ilvl="8" w:tentative="1">
+      <w:start w:val="1"/>
+      <w:numFmt w:val="decimal"/>
+      <w:lvlText w:val="%9."/>
+      <w:lvlJc w:val="left"/>
+      <w:pPr>
+        <w:tabs>
+          <w:tab w:val="num" w:pos="6480"/>
+        </w:tabs>
+        <w:ind w:left="6480" w:hanging="360"/>
+      </w:pPr>
+    </w:lvl>
+  </w:abstractNum>
+  <w:abstractNum w:abstractNumId="12" w15:restartNumberingAfterBreak="0">
     <w:nsid w:val="5A6B7FE2"/>
     <w:multiLevelType w:val="multilevel"/>
     <w:tmpl w:val="8B6E5F2E"/>
@@ -2896,7 +3952,7 @@
       </w:rPr>
     </w:lvl>
   </w:abstractNum>
-  <w:abstractNum w:abstractNumId="10" w15:restartNumberingAfterBreak="0">
+  <w:abstractNum w:abstractNumId="13" w15:restartNumberingAfterBreak="0">
     <w:nsid w:val="6C4723EE"/>
     <w:multiLevelType w:val="multilevel"/>
     <w:tmpl w:val="236670F4"/>
@@ -3045,7 +4101,7 @@
       </w:rPr>
     </w:lvl>
   </w:abstractNum>
-  <w:abstractNum w:abstractNumId="11" w15:restartNumberingAfterBreak="0">
+  <w:abstractNum w:abstractNumId="14" w15:restartNumberingAfterBreak="0">
     <w:nsid w:val="6E4A573A"/>
     <w:multiLevelType w:val="multilevel"/>
     <w:tmpl w:val="3AB0DBB6"/>
@@ -3194,7 +4250,7 @@
       </w:rPr>
     </w:lvl>
   </w:abstractNum>
-  <w:abstractNum w:abstractNumId="12" w15:restartNumberingAfterBreak="0">
+  <w:abstractNum w:abstractNumId="15" w15:restartNumberingAfterBreak="0">
     <w:nsid w:val="729D446D"/>
     <w:multiLevelType w:val="multilevel"/>
     <w:tmpl w:val="9850B28A"/>
@@ -3343,7 +4399,7 @@
       </w:rPr>
     </w:lvl>
   </w:abstractNum>
-  <w:abstractNum w:abstractNumId="13" w15:restartNumberingAfterBreak="0">
+  <w:abstractNum w:abstractNumId="16" w15:restartNumberingAfterBreak="0">
     <w:nsid w:val="76463868"/>
     <w:multiLevelType w:val="multilevel"/>
     <w:tmpl w:val="48E4DF0A"/>
@@ -3493,46 +4549,55 @@
     </w:lvl>
   </w:abstractNum>
   <w:num w:numId="1" w16cid:durableId="1073046690">
-    <w:abstractNumId w:val="6"/>
+    <w:abstractNumId w:val="8"/>
   </w:num>
   <w:num w:numId="2" w16cid:durableId="119618128">
-    <w:abstractNumId w:val="13"/>
+    <w:abstractNumId w:val="16"/>
   </w:num>
   <w:num w:numId="3" w16cid:durableId="785081513">
-    <w:abstractNumId w:val="8"/>
+    <w:abstractNumId w:val="10"/>
   </w:num>
   <w:num w:numId="4" w16cid:durableId="679356596">
-    <w:abstractNumId w:val="11"/>
+    <w:abstractNumId w:val="14"/>
   </w:num>
   <w:num w:numId="5" w16cid:durableId="1074740122">
     <w:abstractNumId w:val="1"/>
   </w:num>
   <w:num w:numId="6" w16cid:durableId="655845029">
-    <w:abstractNumId w:val="5"/>
+    <w:abstractNumId w:val="7"/>
   </w:num>
   <w:num w:numId="7" w16cid:durableId="1185752739">
     <w:abstractNumId w:val="2"/>
   </w:num>
   <w:num w:numId="8" w16cid:durableId="2023625469">
-    <w:abstractNumId w:val="12"/>
+    <w:abstractNumId w:val="15"/>
   </w:num>
   <w:num w:numId="9" w16cid:durableId="1978026801">
-    <w:abstractNumId w:val="3"/>
+    <w:abstractNumId w:val="5"/>
   </w:num>
   <w:num w:numId="10" w16cid:durableId="1312372523">
-    <w:abstractNumId w:val="10"/>
+    <w:abstractNumId w:val="13"/>
   </w:num>
   <w:num w:numId="11" w16cid:durableId="203368448">
-    <w:abstractNumId w:val="4"/>
+    <w:abstractNumId w:val="6"/>
   </w:num>
   <w:num w:numId="12" w16cid:durableId="1622028299">
-    <w:abstractNumId w:val="7"/>
+    <w:abstractNumId w:val="9"/>
   </w:num>
   <w:num w:numId="13" w16cid:durableId="2038652309">
-    <w:abstractNumId w:val="9"/>
+    <w:abstractNumId w:val="12"/>
   </w:num>
   <w:num w:numId="14" w16cid:durableId="1853181647">
     <w:abstractNumId w:val="0"/>
+  </w:num>
+  <w:num w:numId="15" w16cid:durableId="1270089359">
+    <w:abstractNumId w:val="4"/>
+  </w:num>
+  <w:num w:numId="16" w16cid:durableId="2040736250">
+    <w:abstractNumId w:val="11"/>
+  </w:num>
+  <w:num w:numId="17" w16cid:durableId="1039281855">
+    <w:abstractNumId w:val="3"/>
   </w:num>
 </w:numbering>
 </file>
@@ -4139,6 +5204,7 @@
   <w:style w:type="character" w:default="1" w:styleId="DefaultParagraphFont">
     <w:name w:val="Default Paragraph Font"/>
     <w:uiPriority w:val="1"/>
+    <w:semiHidden/>
     <w:unhideWhenUsed/>
   </w:style>
   <w:style w:type="table" w:default="1" w:styleId="TableNormal">
